--- a/DOCS-PEOPLE-LEAD/Ana-Karina/12-Comportamento-e-Desenvolvimento.docx
+++ b/DOCS-PEOPLE-LEAD/Ana-Karina/12-Comportamento-e-Desenvolvimento.docx
@@ -137,281 +137,39 @@
         <w:pStyle w:val="Heading2"/>
       </w:pPr>
       <w:r>
-        <w:t>Atenção — Areas of Impact (sistema)</w:t>
+        <w:t>Atenção — Areas of Impact</w:t>
       </w:r>
     </w:p>
     <w:p>
       <w:r>
-        <w:t xml:space="preserve">O texto automático/áreas de impacto que veio no perfil tem pontos a </w:t>
+        <w:t xml:space="preserve">Textos prontos do PL (corrigidos): </w:t>
       </w:r>
       <w:r>
         <w:rPr>
-          <w:b/>
+          <w:rFonts w:ascii="Consolas" w:hAnsi="Consolas"/>
+          <w:color w:val="333333"/>
+          <w:sz w:val="18"/>
         </w:rPr>
-        <w:t>não repetir</w:t>
+        <w:t>18-areas-de-impacto-workday.md</w:t>
       </w:r>
       <w:r>
-        <w:t xml:space="preserve"> sem evidência:</w:t>
+        <w:t xml:space="preserve"> / </w:t>
+      </w:r>
+      <w:r>
+        <w:rPr>
+          <w:rFonts w:ascii="Consolas" w:hAnsi="Consolas"/>
+          <w:color w:val="333333"/>
+          <w:sz w:val="18"/>
+        </w:rPr>
+        <w:t>13-Areas-de-Impacto.docx</w:t>
+      </w:r>
+      <w:r>
+        <w:t>.</w:t>
       </w:r>
     </w:p>
-    <w:tbl>
-      <w:tblPr>
-        <w:tblStyle w:val="TableGrid"/>
-        <w:tblW w:type="auto" w:w="0"/>
-        <w:tblLook w:firstColumn="1" w:firstRow="1" w:lastColumn="0" w:lastRow="0" w:noHBand="0" w:noVBand="1" w:val="04A0"/>
-      </w:tblPr>
-      <w:tblGrid>
-        <w:gridCol w:w="4873"/>
-        <w:gridCol w:w="4873"/>
-      </w:tblGrid>
-      <w:tr>
-        <w:tc>
-          <w:tcPr>
-            <w:tcW w:type="dxa" w:w="4873"/>
-            <w:shd w:fill="1F3A5F" w:val="clear"/>
-          </w:tcPr>
-          <w:p>
-            <w:r>
-              <w:rPr>
-                <w:b/>
-                <w:color w:val="FFFFFF"/>
-                <w:sz w:val="20"/>
-              </w:rPr>
-            </w:r>
-            <w:r>
-              <w:rPr>
-                <w:b/>
-                <w:color w:val="FFFFFF"/>
-                <w:sz w:val="20"/>
-              </w:rPr>
-              <w:t>Item no sistema</w:t>
-            </w:r>
-          </w:p>
-        </w:tc>
-        <w:tc>
-          <w:tcPr>
-            <w:tcW w:type="dxa" w:w="4873"/>
-            <w:shd w:fill="1F3A5F" w:val="clear"/>
-          </w:tcPr>
-          <w:p>
-            <w:r>
-              <w:rPr>
-                <w:b/>
-                <w:color w:val="FFFFFF"/>
-                <w:sz w:val="20"/>
-              </w:rPr>
-            </w:r>
-            <w:r>
-              <w:rPr>
-                <w:b/>
-                <w:color w:val="FFFFFF"/>
-                <w:sz w:val="20"/>
-              </w:rPr>
-              <w:t>Nossa leitura</w:t>
-            </w:r>
-          </w:p>
-        </w:tc>
-      </w:tr>
-      <w:tr>
-        <w:tc>
-          <w:tcPr>
-            <w:tcW w:type="dxa" w:w="4873"/>
-          </w:tcPr>
-          <w:p>
-            <w:r>
-              <w:rPr>
-                <w:sz w:val="20"/>
-              </w:rPr>
-            </w:r>
-            <w:r>
-              <w:rPr>
-                <w:sz w:val="20"/>
-              </w:rPr>
-              <w:t>AI-900 concluída</w:t>
-            </w:r>
-          </w:p>
-        </w:tc>
-        <w:tc>
-          <w:tcPr>
-            <w:tcW w:type="dxa" w:w="4873"/>
-          </w:tcPr>
-          <w:p>
-            <w:r>
-              <w:rPr>
-                <w:sz w:val="20"/>
-              </w:rPr>
-            </w:r>
-            <w:r>
-              <w:rPr>
-                <w:sz w:val="20"/>
-              </w:rPr>
-              <w:t xml:space="preserve">No histórico PL: </w:t>
-            </w:r>
-            <w:r>
-              <w:rPr>
-                <w:b/>
-                <w:sz w:val="20"/>
-              </w:rPr>
-              <w:t>AZ-900</w:t>
-            </w:r>
-            <w:r>
-              <w:rPr>
-                <w:sz w:val="20"/>
-              </w:rPr>
-              <w:t xml:space="preserve"> concluída; AI-900 era FY27 / a confirmar</w:t>
-            </w:r>
-          </w:p>
-        </w:tc>
-      </w:tr>
-      <w:tr>
-        <w:tc>
-          <w:tcPr>
-            <w:tcW w:type="dxa" w:w="4873"/>
-            <w:shd w:fill="F3F6FA" w:val="clear"/>
-          </w:tcPr>
-          <w:p>
-            <w:r>
-              <w:rPr>
-                <w:sz w:val="20"/>
-              </w:rPr>
-            </w:r>
-            <w:r>
-              <w:rPr>
-                <w:sz w:val="20"/>
-              </w:rPr>
-              <w:t>Client Value Creation sem reflexão</w:t>
-            </w:r>
-          </w:p>
-        </w:tc>
-        <w:tc>
-          <w:tcPr>
-            <w:tcW w:type="dxa" w:w="4873"/>
-            <w:shd w:fill="F3F6FA" w:val="clear"/>
-          </w:tcPr>
-          <w:p>
-            <w:r>
-              <w:rPr>
-                <w:sz w:val="20"/>
-              </w:rPr>
-            </w:r>
-            <w:r>
-              <w:rPr>
-                <w:sz w:val="20"/>
-              </w:rPr>
-              <w:t>Combinar com ela ou reforçar entrega Bradesco/homologação na narrativa PL</w:t>
-            </w:r>
-          </w:p>
-        </w:tc>
-      </w:tr>
-      <w:tr>
-        <w:tc>
-          <w:tcPr>
-            <w:tcW w:type="dxa" w:w="4873"/>
-          </w:tcPr>
-          <w:p>
-            <w:r>
-              <w:rPr>
-                <w:sz w:val="20"/>
-              </w:rPr>
-            </w:r>
-            <w:r>
-              <w:rPr>
-                <w:sz w:val="20"/>
-              </w:rPr>
-              <w:t>Community (saúde / escolas técnicas)</w:t>
-            </w:r>
-          </w:p>
-        </w:tc>
-        <w:tc>
-          <w:tcPr>
-            <w:tcW w:type="dxa" w:w="4873"/>
-          </w:tcPr>
-          <w:p>
-            <w:r>
-              <w:rPr>
-                <w:sz w:val="20"/>
-              </w:rPr>
-            </w:r>
-            <w:r>
-              <w:rPr>
-                <w:sz w:val="20"/>
-              </w:rPr>
-              <w:t xml:space="preserve">Nas 1:1 a frente comunidade estava </w:t>
-            </w:r>
-            <w:r>
-              <w:rPr>
-                <w:b/>
-                <w:sz w:val="20"/>
-              </w:rPr>
-              <w:t>limitada</w:t>
-            </w:r>
-            <w:r>
-              <w:rPr>
-                <w:sz w:val="20"/>
-              </w:rPr>
-              <w:t xml:space="preserve"> (faculdade + projeto) — não inflar</w:t>
-            </w:r>
-          </w:p>
-        </w:tc>
-      </w:tr>
-      <w:tr>
-        <w:tc>
-          <w:tcPr>
-            <w:tcW w:type="dxa" w:w="4873"/>
-            <w:shd w:fill="F3F6FA" w:val="clear"/>
-          </w:tcPr>
-          <w:p>
-            <w:r>
-              <w:rPr>
-                <w:sz w:val="20"/>
-              </w:rPr>
-            </w:r>
-            <w:r>
-              <w:rPr>
-                <w:sz w:val="20"/>
-              </w:rPr>
-              <w:t>Swift como foco imediato</w:t>
-            </w:r>
-          </w:p>
-        </w:tc>
-        <w:tc>
-          <w:tcPr>
-            <w:tcW w:type="dxa" w:w="4873"/>
-            <w:shd w:fill="F3F6FA" w:val="clear"/>
-          </w:tcPr>
-          <w:p>
-            <w:r>
-              <w:rPr>
-                <w:sz w:val="20"/>
-              </w:rPr>
-            </w:r>
-            <w:r>
-              <w:rPr>
-                <w:sz w:val="20"/>
-              </w:rPr>
-              <w:t xml:space="preserve">Combinado </w:t>
-            </w:r>
-            <w:r>
-              <w:rPr>
-                <w:b/>
-                <w:sz w:val="20"/>
-              </w:rPr>
-              <w:t>FY27</w:t>
-            </w:r>
-            <w:r>
-              <w:rPr>
-                <w:sz w:val="20"/>
-              </w:rPr>
-              <w:t xml:space="preserve"> (sem MacBook) — crescimento agora = autonomia Kotlin/Android + Jira</w:t>
-            </w:r>
-          </w:p>
-        </w:tc>
-      </w:tr>
-    </w:tbl>
-    <w:p/>
     <w:p>
       <w:r>
-        <w:t>Use os textos desta página (baseados em Rafael / Jessica / Celline + 1:1s).</w:t>
+        <w:t>Não repetir sem evidência: AI-900 como concluída; Community inflada; Swift como foco imediato.</w:t>
       </w:r>
     </w:p>
     <w:sectPr>
